--- a/04_Kundendokumente/NDA_CertoClav_biotec.docx
+++ b/04_Kundendokumente/NDA_CertoClav_biotec.docx
@@ -126,7 +126,7 @@
               <w:br/>
               <w:t>Telefon +49 5241 307200 · info@biotec-gmbh.com</w:t>
               <w:br/>
-              <w:t>vertreten durch: ______________________________</w:t>
+              <w:t>vertreten durch: Dr. Thomas Wilke, CEO</w:t>
             </w:r>
           </w:p>
         </w:tc>
@@ -1093,7 +1093,9 @@
               <w:br/>
               <w:t>________________________________</w:t>
               <w:br/>
-              <w:t>Name, Funktion</w:t>
+              <w:t>Dr. Thomas Wilke</w:t>
+              <w:br/>
+              <w:t>CEO</w:t>
             </w:r>
           </w:p>
         </w:tc>
@@ -1127,35 +1129,6 @@
         </w:tc>
       </w:tr>
     </w:tbl>
-    <w:p>
-      <w:pPr>
-        <w:spacing w:before="320"/>
-        <w:pBdr>
-          <w:bottom w:val="single" w:sz="6" w:space="2" w:color="BFBFBF"/>
-        </w:pBdr>
-      </w:pPr>
-      <w:r>
-        <w:rPr>
-          <w:b/>
-          <w:color w:val="7F7F7F"/>
-          <w:sz w:val="16"/>
-        </w:rPr>
-        <w:t>Hinweis für den internen Gebrauch</w:t>
-      </w:r>
-    </w:p>
-    <w:p>
-      <w:pPr>
-        <w:spacing w:after="40"/>
-      </w:pPr>
-      <w:r>
-        <w:rPr>
-          <w:i/>
-          <w:color w:val="7F7F7F"/>
-          <w:sz w:val="18"/>
-        </w:rPr>
-        <w:t>Diese Vereinbarung ist eine Vorlage und keine Rechtsberatung. Vor Verwendung juristisch prüfen lassen. Vorbelegt sind deutsches Recht und Gerichtsstand Gütersloh, weil biotec die hauptsächlich offenbarende Partei ist – das erleichtert die Zeichnung auf Kundenseite. Alternative: österreichisches Recht, Gerichtsstand Linz. Diesen Hinweis vor dem Versand löschen.</w:t>
-      </w:r>
-    </w:p>
     <w:sectPr>
       <w:headerReference w:type="default" r:id="rId9"/>
       <w:footerReference w:type="default" r:id="rId10"/>

--- a/04_Kundendokumente/NDA_CertoClav_biotec.docx
+++ b/04_Kundendokumente/NDA_CertoClav_biotec.docx
@@ -102,6 +102,7 @@
             </w:pPr>
             <w:r>
               <w:rPr>
+                <w:b w:val="0"/>
                 <w:sz w:val="19"/>
               </w:rPr>
               <w:t>biotec GmbH</w:t>
@@ -120,13 +121,14 @@
             </w:pPr>
             <w:r>
               <w:rPr>
+                <w:b w:val="0"/>
                 <w:sz w:val="19"/>
               </w:rPr>
               <w:t>Elbrachtsweg 76, 33332 Gütersloh, Deutschland</w:t>
               <w:br/>
               <w:t>Telefon +49 5241 307200 · info@biotec-gmbh.com</w:t>
               <w:br/>
-              <w:t>vertreten durch: Dr. Thomas Wilke, CEO</w:t>
+              <w:t>vertreten durch: Dr. Andreas Bermpohl, Prokurist</w:t>
             </w:r>
           </w:p>
         </w:tc>
@@ -142,6 +144,7 @@
             </w:pPr>
             <w:r>
               <w:rPr>
+                <w:b w:val="0"/>
                 <w:sz w:val="19"/>
               </w:rPr>
               <w:t>CertoClav Sterilizer GmbH</w:t>
@@ -160,6 +163,7 @@
             </w:pPr>
             <w:r>
               <w:rPr>
+                <w:b w:val="0"/>
                 <w:sz w:val="19"/>
               </w:rPr>
               <w:t>Peintner Straße 10, 4060 Leonding, Österreich</w:t>
@@ -215,6 +219,7 @@
       </w:r>
       <w:r>
         <w:rPr>
+          <w:b w:val="0"/>
           <w:sz w:val="20"/>
         </w:rPr>
         <w:t>Die Parteien prüfen und führen die Einführung des ERP-Systems Odoo bei biotec durch (der „Zweck“). Dazu ist der Austausch vertraulicher Informationen erforderlich.</w:t>
@@ -235,6 +240,7 @@
       </w:r>
       <w:r>
         <w:rPr>
+          <w:b w:val="0"/>
           <w:sz w:val="20"/>
         </w:rPr>
         <w:t>Vertrauliche Informationen dürfen ausschließlich für diesen Zweck verwendet werden.</w:t>
@@ -268,6 +274,7 @@
       </w:r>
       <w:r>
         <w:rPr>
+          <w:b w:val="0"/>
           <w:sz w:val="20"/>
         </w:rPr>
         <w:t>Vertrauliche Informationen sind alle Informationen, die eine Partei („offenbarende Partei“) der anderen („empfangende Partei“) im Zusammenhang mit dem Zweck zugänglich macht – unabhängig von Form und Datenträger, mündlich, schriftlich, elektronisch oder durch Einsichtnahme.</w:t>
@@ -288,6 +295,7 @@
       </w:r>
       <w:r>
         <w:rPr>
+          <w:b w:val="0"/>
           <w:sz w:val="20"/>
         </w:rPr>
         <w:t>Dazu gehören insbesondere, ohne darauf beschränkt zu sein:</w:t>
@@ -406,6 +414,7 @@
       </w:r>
       <w:r>
         <w:rPr>
+          <w:b w:val="0"/>
           <w:sz w:val="20"/>
         </w:rPr>
         <w:t>Eine Kennzeichnung als „vertraulich“ ist nicht erforderlich. Die Parteien behandeln die genannten Informationen auch ohne Kennzeichnung als vertraulich.</w:t>
@@ -426,6 +435,7 @@
       </w:r>
       <w:r>
         <w:rPr>
+          <w:b w:val="0"/>
           <w:sz w:val="20"/>
         </w:rPr>
         <w:t>Die Parteien sind sich einig, dass die in dieser Vereinbarung getroffenen Maßnahmen angemessene Geheimhaltungsmaßnahmen im Sinne des Geschäftsgeheimnisgesetzes darstellen.</w:t>
@@ -459,6 +469,7 @@
       </w:r>
       <w:r>
         <w:rPr>
+          <w:b w:val="0"/>
           <w:sz w:val="20"/>
         </w:rPr>
         <w:t>Nicht vertraulich sind Informationen, die</w:t>
@@ -535,6 +546,7 @@
       </w:r>
       <w:r>
         <w:rPr>
+          <w:b w:val="0"/>
           <w:sz w:val="20"/>
         </w:rPr>
         <w:t>Besteht eine gesetzliche oder behördliche Pflicht zur Offenlegung, informiert die empfangende Partei die offenbarende Partei unverzüglich und beschränkt die Offenlegung auf das erforderliche Maß.</w:t>
@@ -568,6 +580,7 @@
       </w:r>
       <w:r>
         <w:rPr>
+          <w:b w:val="0"/>
           <w:sz w:val="20"/>
         </w:rPr>
         <w:t>Die empfangende Partei bewahrt vertrauliche Informationen geheim, schützt sie mit der Sorgfalt, die sie eigenen vertraulichen Informationen entgegenbringt – mindestens jedoch mit verkehrsüblicher Sorgfalt – und gibt sie nicht an Dritte weiter.</w:t>
@@ -588,6 +601,7 @@
       </w:r>
       <w:r>
         <w:rPr>
+          <w:b w:val="0"/>
           <w:sz w:val="20"/>
         </w:rPr>
         <w:t>Zugang erhalten nur Personen, die die Informationen für den Zweck benötigen (Kenntnis-nur-wenn-nötig) und die zur Vertraulichkeit verpflichtet sind. Dies umfasst Mitarbeitende, Organe und Beauftragte.</w:t>
@@ -608,6 +622,7 @@
       </w:r>
       <w:r>
         <w:rPr>
+          <w:b w:val="0"/>
           <w:sz w:val="20"/>
         </w:rPr>
         <w:t>Die Einbeziehung von Unterauftragnehmern ist zulässig, wenn diese schriftlich zu einer mindestens gleichwertigen Vertraulichkeit verpflichtet werden. Die empfangende Partei bleibt verantwortlich.</w:t>
@@ -628,6 +643,7 @@
       </w:r>
       <w:r>
         <w:rPr>
+          <w:b w:val="0"/>
           <w:sz w:val="20"/>
         </w:rPr>
         <w:t>Vertrauliche Informationen werden nicht länger und nicht weiter gespeichert als für den Zweck erforderlich. Die Speicherung erfolgt auf zugriffsbeschränkten Systemen.</w:t>
@@ -648,9 +664,45 @@
       </w:r>
       <w:r>
         <w:rPr>
+          <w:b w:val="0"/>
           <w:sz w:val="20"/>
         </w:rPr>
         <w:t>Quellcode und Datenbankinhalte werden ausschließlich zur Analyse und zur Datenübernahme im Rahmen des Zwecks verwendet. Eine Nutzung für eigene Produkte oder für Dritte ist ausgeschlossen.</w:t>
+      </w:r>
+    </w:p>
+    <w:p>
+      <w:pPr>
+        <w:spacing w:after="100"/>
+        <w:ind w:left="624" w:hanging="624"/>
+      </w:pPr>
+      <w:r>
+        <w:rPr>
+          <w:b/>
+          <w:sz w:val="20"/>
+        </w:rPr>
+        <w:t>4.6</w:t>
+        <w:tab/>
+      </w:r>
+      <w:r>
+        <w:rPr>
+          <w:b w:val="0"/>
+          <w:sz w:val="20"/>
+        </w:rPr>
+        <w:t xml:space="preserve">Diese Beschränkung gilt zeitlich unbegrenzt und </w:t>
+      </w:r>
+      <w:r>
+        <w:rPr>
+          <w:b/>
+          <w:sz w:val="20"/>
+        </w:rPr>
+        <w:t>auch nach Beendigung dieser Vereinbarung sowie nach Ende der Zusammenarbeit</w:t>
+      </w:r>
+      <w:r>
+        <w:rPr>
+          <w:b w:val="0"/>
+          <w:sz w:val="20"/>
+        </w:rPr>
+        <w:t>. Eine Nutzung, Weitergabe, Überlassung, Veröffentlichung oder sonstige Verwertung der Software von biotec – einschließlich Quellcode, Datenbankinhalten und davon abgeleiteter Bearbeitungen – gegenüber Dritten bleibt dauerhaft ausgeschlossen. Die Regelung besteht unabhängig von der Laufzeit nach Ziffer 8 fort.</w:t>
       </w:r>
     </w:p>
     <w:p>
@@ -686,6 +738,7 @@
       </w:r>
       <w:r>
         <w:rPr>
+          <w:b w:val="0"/>
           <w:sz w:val="20"/>
         </w:rPr>
         <w:t>Soweit vertrauliche Informationen personenbezogene Daten enthalten, beschränken die Parteien deren Übermittlung auf das für den Zweck erforderliche Maß. biotec stellt Beispieldaten soweit möglich anonymisiert oder pseudonymisiert bereit.</w:t>
@@ -706,6 +759,7 @@
       </w:r>
       <w:r>
         <w:rPr>
+          <w:b w:val="0"/>
           <w:sz w:val="20"/>
         </w:rPr>
         <w:t>Diese Vereinbarung ersetzt keinen Vertrag über die Auftragsverarbeitung. Sofern CertoClav personenbezogene Daten im Auftrag von biotec verarbeitet, schließen die Parteien zusätzlich eine Vereinbarung nach Art. 28 DSGVO.</w:t>
@@ -739,6 +793,7 @@
       </w:r>
       <w:r>
         <w:rPr>
+          <w:b w:val="0"/>
           <w:sz w:val="20"/>
         </w:rPr>
         <w:t>Vertrauliche Informationen bleiben Eigentum der offenbarenden Partei. Diese Vereinbarung begründet keine Lizenz und keine sonstigen Rechte an gewerblichen Schutzrechten, Urheberrechten oder Know-how.</w:t>
@@ -759,6 +814,7 @@
       </w:r>
       <w:r>
         <w:rPr>
+          <w:b w:val="0"/>
           <w:sz w:val="20"/>
         </w:rPr>
         <w:t>Aus dieser Vereinbarung ergibt sich keine Verpflichtung, einen weiteren Vertrag abzuschließen oder Informationen offenzulegen.</w:t>
@@ -779,6 +835,7 @@
       </w:r>
       <w:r>
         <w:rPr>
+          <w:b w:val="0"/>
           <w:sz w:val="20"/>
         </w:rPr>
         <w:t>Die offenbarende Partei übernimmt keine Gewähr für Richtigkeit oder Vollständigkeit der offenbarten Informationen.</w:t>
@@ -812,6 +869,7 @@
       </w:r>
       <w:r>
         <w:rPr>
+          <w:b w:val="0"/>
           <w:sz w:val="20"/>
         </w:rPr>
         <w:t>Auf Verlangen der offenbarenden Partei, spätestens nach Erledigung des Zwecks, gibt die empfangende Partei alle vertraulichen Informationen samt Kopien zurück oder löscht sie und bestätigt dies auf Wunsch schriftlich.</w:t>
@@ -832,6 +890,7 @@
       </w:r>
       <w:r>
         <w:rPr>
+          <w:b w:val="0"/>
           <w:sz w:val="20"/>
         </w:rPr>
         <w:t>Ausgenommen sind Informationen, für die eine gesetzliche Aufbewahrungspflicht besteht, sowie Sicherungskopien aus automatisierten Backup-Verfahren. Für diese gilt die Vertraulichkeitspflicht fort.</w:t>
@@ -852,6 +911,7 @@
       </w:r>
       <w:r>
         <w:rPr>
+          <w:b w:val="0"/>
           <w:sz w:val="20"/>
         </w:rPr>
         <w:t>Datenbanksicherungen und Quellcode werden nach Abschluss des Projekts gelöscht, sofern die Parteien nichts anderes vereinbaren.</w:t>
@@ -885,6 +945,7 @@
       </w:r>
       <w:r>
         <w:rPr>
+          <w:b w:val="0"/>
           <w:sz w:val="20"/>
         </w:rPr>
         <w:t>Diese Vereinbarung tritt mit Unterzeichnung durch beide Parteien in Kraft.</w:t>
@@ -905,6 +966,7 @@
       </w:r>
       <w:r>
         <w:rPr>
+          <w:b w:val="0"/>
           <w:sz w:val="20"/>
         </w:rPr>
         <w:t>Die Vertraulichkeitspflichten gelten für 3 Jahre nach Beendigung der Zusammenarbeit fort. Für Informationen, die Geschäftsgeheimnisse darstellen, gelten sie unbefristet, solange die Voraussetzungen eines Geschäftsgeheimnisses vorliegen.</w:t>
@@ -938,6 +1000,7 @@
       </w:r>
       <w:r>
         <w:rPr>
+          <w:b w:val="0"/>
           <w:sz w:val="20"/>
         </w:rPr>
         <w:t>Änderungen und Ergänzungen bedürfen der Schriftform. Das gilt auch für die Änderung dieser Klausel.</w:t>
@@ -958,6 +1021,7 @@
       </w:r>
       <w:r>
         <w:rPr>
+          <w:b w:val="0"/>
           <w:sz w:val="20"/>
         </w:rPr>
         <w:t>Sollte eine Bestimmung unwirksam sein, bleibt die Vereinbarung im Übrigen wirksam. Die Parteien ersetzen die unwirksame Bestimmung durch eine wirksame, die dem verfolgten Zweck am nächsten kommt.</w:t>
@@ -978,6 +1042,7 @@
       </w:r>
       <w:r>
         <w:rPr>
+          <w:b w:val="0"/>
           <w:sz w:val="20"/>
         </w:rPr>
         <w:t>Es gilt das Recht der Bundesrepublik Deutschland unter Ausschluss des UN-Kaufrechts. Ausschließlicher Gerichtsstand ist Gütersloh.</w:t>
@@ -998,6 +1063,7 @@
       </w:r>
       <w:r>
         <w:rPr>
+          <w:b w:val="0"/>
           <w:sz w:val="20"/>
         </w:rPr>
         <w:t>Diese Vereinbarung enthält die vollständige Abrede der Parteien zur Vertraulichkeit und ersetzt frühere Absprachen hierzu.</w:t>
@@ -1081,6 +1147,7 @@
             </w:pPr>
             <w:r>
               <w:rPr>
+                <w:b w:val="0"/>
                 <w:sz w:val="19"/>
               </w:rPr>
               <w:br/>
@@ -1093,9 +1160,9 @@
               <w:br/>
               <w:t>________________________________</w:t>
               <w:br/>
-              <w:t>Dr. Thomas Wilke</w:t>
+              <w:t>Dr. Andreas Bermpohl</w:t>
               <w:br/>
-              <w:t>CEO</w:t>
+              <w:t>Prokurist</w:t>
             </w:r>
           </w:p>
         </w:tc>
@@ -1109,6 +1176,7 @@
             </w:pPr>
             <w:r>
               <w:rPr>
+                <w:b w:val="0"/>
                 <w:sz w:val="19"/>
               </w:rPr>
               <w:br/>

--- a/04_Kundendokumente/NDA_CertoClav_biotec.docx
+++ b/04_Kundendokumente/NDA_CertoClav_biotec.docx
@@ -24,7 +24,7 @@
           <w:color w:val="7F7F7F"/>
           <w:sz w:val="22"/>
         </w:rPr>
-        <w:t>Gegenseitige Vereinbarung über die Behandlung vertraulicher Informationen</w:t>
+        <w:t>Gegenseitige Vereinbarung über die Behandlung vertraulicher Informationen  ·  Version 2, Stand 19.08.2026</w:t>
       </w:r>
     </w:p>
     <w:p>
@@ -126,7 +126,9 @@
               </w:rPr>
               <w:t>Elbrachtsweg 76, 33332 Gütersloh, Deutschland</w:t>
               <w:br/>
-              <w:t>Telefon +49 5241 307200 · info@biotec-gmbh.com</w:t>
+              <w:t>Telefon +49 5241 307 20-0 · info@biotec-gmbh.com</w:t>
+              <w:br/>
+              <w:t>Amtsgericht Gütersloh, HRB 3829</w:t>
               <w:br/>
               <w:t>vertreten durch: Dr. Andreas Bermpohl, Prokurist</w:t>
             </w:r>
@@ -1297,7 +1299,7 @@
         <w:sz w:val="16"/>
       </w:rPr>
       <w:tab/>
-      <w:t>Vertraulichkeitsvereinbarung  ·  Dok.-Nr. NDA-2026-001</w:t>
+      <w:t>Vertraulichkeitsvereinbarung  ·  Dok.-Nr. NDA-2026-001  ·  Version 2</w:t>
     </w:r>
   </w:p>
 </w:hdr>
